--- a/Представяне/Работен.docx
+++ b/Представяне/Работен.docx
@@ -19,7 +19,7 @@
       </w:r>
       <w:r>
         <w:rPr>
-          <w:rStyle w:val="af4"/>
+          <w:rStyle w:val="af5"/>
           <w:rFonts w:eastAsiaTheme="majorEastAsia"/>
         </w:rPr>
         <w:t>структурата и синхронът на екипа</w:t>
@@ -37,7 +37,7 @@
       </w:r>
       <w:r>
         <w:rPr>
-          <w:rStyle w:val="af4"/>
+          <w:rStyle w:val="af5"/>
           <w:rFonts w:eastAsiaTheme="majorEastAsia"/>
         </w:rPr>
         <w:t>цялостен сценарий / план за представяне</w:t>
@@ -60,7 +60,7 @@
       </w:r>
       <w:r>
         <w:rPr>
-          <w:rStyle w:val="af4"/>
+          <w:rStyle w:val="af5"/>
         </w:rPr>
         <w:t>основна и дублираща група</w:t>
       </w:r>
@@ -82,7 +82,7 @@
       </w:r>
       <w:r>
         <w:rPr>
-          <w:rStyle w:val="af4"/>
+          <w:rStyle w:val="af5"/>
         </w:rPr>
         <w:t>2 монитора</w:t>
       </w:r>
@@ -91,7 +91,7 @@
       </w:r>
       <w:r>
         <w:rPr>
-          <w:rStyle w:val="af4"/>
+          <w:rStyle w:val="af5"/>
         </w:rPr>
         <w:t>няколко лаптопа</w:t>
       </w:r>
@@ -113,7 +113,7 @@
       </w:r>
       <w:r>
         <w:rPr>
-          <w:rStyle w:val="af4"/>
+          <w:rStyle w:val="af5"/>
         </w:rPr>
         <w:t>интегрира няколко автономни, но взаимосвързани модула</w:t>
       </w:r>
@@ -135,7 +135,7 @@
       </w:r>
       <w:r>
         <w:rPr>
-          <w:rStyle w:val="af4"/>
+          <w:rStyle w:val="af5"/>
         </w:rPr>
         <w:t>техническо изложение с конкурсен характер</w:t>
       </w:r>
@@ -144,21 +144,21 @@
       </w:r>
       <w:r>
         <w:rPr>
-          <w:rStyle w:val="af4"/>
+          <w:rStyle w:val="af5"/>
         </w:rPr>
         <w:t xml:space="preserve">иновативност, приложимост, реализация, </w:t>
       </w:r>
       <w:proofErr w:type="spellStart"/>
       <w:r>
         <w:rPr>
-          <w:rStyle w:val="af4"/>
+          <w:rStyle w:val="af5"/>
         </w:rPr>
         <w:t>екипност</w:t>
       </w:r>
       <w:proofErr w:type="spellEnd"/>
       <w:r>
         <w:rPr>
-          <w:rStyle w:val="af4"/>
+          <w:rStyle w:val="af5"/>
         </w:rPr>
         <w:t xml:space="preserve"> и презентация</w:t>
       </w:r>
@@ -213,7 +213,7 @@
       </w:r>
       <w:r>
         <w:rPr>
-          <w:rStyle w:val="af4"/>
+          <w:rStyle w:val="af5"/>
         </w:rPr>
         <w:t>реален и конкретен проблем</w:t>
       </w:r>
@@ -235,7 +235,7 @@
       </w:r>
       <w:r>
         <w:rPr>
-          <w:rStyle w:val="af4"/>
+          <w:rStyle w:val="af5"/>
         </w:rPr>
         <w:t>интегрирана, завършена и работеща в реално време</w:t>
       </w:r>
@@ -257,7 +257,7 @@
       </w:r>
       <w:r>
         <w:rPr>
-          <w:rStyle w:val="af4"/>
+          <w:rStyle w:val="af5"/>
         </w:rPr>
         <w:t>организиран, компетентен и синхронизиран</w:t>
       </w:r>
@@ -279,7 +279,7 @@
       </w:r>
       <w:r>
         <w:rPr>
-          <w:rStyle w:val="af4"/>
+          <w:rStyle w:val="af5"/>
         </w:rPr>
         <w:t>като продукт</w:t>
       </w:r>
@@ -1307,7 +1307,7 @@
             </w:r>
             <w:r>
               <w:rPr>
-                <w:rStyle w:val="af4"/>
+                <w:rStyle w:val="af5"/>
               </w:rPr>
               <w:t>Водещ (1)</w:t>
             </w:r>
@@ -1359,14 +1359,14 @@
             <w:proofErr w:type="spellStart"/>
             <w:r>
               <w:rPr>
-                <w:rStyle w:val="af4"/>
+                <w:rStyle w:val="af5"/>
               </w:rPr>
               <w:t>Backend</w:t>
             </w:r>
             <w:proofErr w:type="spellEnd"/>
             <w:r>
               <w:rPr>
-                <w:rStyle w:val="af4"/>
+                <w:rStyle w:val="af5"/>
               </w:rPr>
               <w:t xml:space="preserve"> (1)</w:t>
             </w:r>
@@ -1425,7 +1425,7 @@
             </w:r>
             <w:r>
               <w:rPr>
-                <w:rStyle w:val="af4"/>
+                <w:rStyle w:val="af5"/>
               </w:rPr>
               <w:t>AI обработка (1)</w:t>
             </w:r>
@@ -1485,14 +1485,14 @@
             <w:proofErr w:type="spellStart"/>
             <w:r>
               <w:rPr>
-                <w:rStyle w:val="af4"/>
+                <w:rStyle w:val="af5"/>
               </w:rPr>
               <w:t>Frontend</w:t>
             </w:r>
             <w:proofErr w:type="spellEnd"/>
             <w:r>
               <w:rPr>
-                <w:rStyle w:val="af4"/>
+                <w:rStyle w:val="af5"/>
               </w:rPr>
               <w:t xml:space="preserve"> (1)</w:t>
             </w:r>
@@ -1543,7 +1543,7 @@
             </w:r>
             <w:r>
               <w:rPr>
-                <w:rStyle w:val="af4"/>
+                <w:rStyle w:val="af5"/>
               </w:rPr>
               <w:t>Хардуер/камера (1)</w:t>
             </w:r>
@@ -1602,7 +1602,7 @@
             </w:r>
             <w:r>
               <w:rPr>
-                <w:rStyle w:val="af4"/>
+                <w:rStyle w:val="af5"/>
               </w:rPr>
               <w:t>Интеграции/комуникация (1)</w:t>
             </w:r>
@@ -1733,7 +1733,7 @@
       </w:pPr>
       <w:r>
         <w:rPr>
-          <w:rStyle w:val="af4"/>
+          <w:rStyle w:val="af5"/>
           <w:rFonts w:eastAsiaTheme="majorEastAsia"/>
         </w:rPr>
         <w:t>Монитор 1:</w:t>
@@ -1760,7 +1760,7 @@
       </w:pPr>
       <w:r>
         <w:rPr>
-          <w:rStyle w:val="af4"/>
+          <w:rStyle w:val="af5"/>
           <w:rFonts w:eastAsiaTheme="majorEastAsia"/>
         </w:rPr>
         <w:t>Монитор 2:</w:t>
@@ -1784,7 +1784,7 @@
       </w:pPr>
       <w:r>
         <w:rPr>
-          <w:rStyle w:val="af4"/>
+          <w:rStyle w:val="af5"/>
           <w:rFonts w:eastAsiaTheme="majorEastAsia"/>
         </w:rPr>
         <w:t>Лаптопи:</w:t>
@@ -1896,7 +1896,7 @@
       </w:pPr>
       <w:r>
         <w:rPr>
-          <w:rStyle w:val="af4"/>
+          <w:rStyle w:val="af5"/>
           <w:rFonts w:eastAsiaTheme="majorEastAsia"/>
         </w:rPr>
         <w:t>Водещ:</w:t>
@@ -1924,7 +1924,7 @@
       </w:pPr>
       <w:r>
         <w:rPr>
-          <w:rStyle w:val="af4"/>
+          <w:rStyle w:val="af5"/>
           <w:rFonts w:eastAsiaTheme="majorEastAsia"/>
         </w:rPr>
         <w:t xml:space="preserve">Архитектура (технически </w:t>
@@ -1932,7 +1932,7 @@
       <w:proofErr w:type="spellStart"/>
       <w:r>
         <w:rPr>
-          <w:rStyle w:val="af4"/>
+          <w:rStyle w:val="af5"/>
           <w:rFonts w:eastAsiaTheme="majorEastAsia"/>
         </w:rPr>
         <w:t>лийд</w:t>
@@ -1940,7 +1940,7 @@
       <w:proofErr w:type="spellEnd"/>
       <w:r>
         <w:rPr>
-          <w:rStyle w:val="af4"/>
+          <w:rStyle w:val="af5"/>
           <w:rFonts w:eastAsiaTheme="majorEastAsia"/>
         </w:rPr>
         <w:t>):</w:t>
@@ -1992,7 +1992,7 @@
       </w:pPr>
       <w:r>
         <w:rPr>
-          <w:rStyle w:val="af4"/>
+          <w:rStyle w:val="af5"/>
           <w:rFonts w:eastAsiaTheme="majorEastAsia"/>
         </w:rPr>
         <w:t>AI модул (</w:t>
@@ -2000,7 +2000,7 @@
       <w:proofErr w:type="spellStart"/>
       <w:r>
         <w:rPr>
-          <w:rStyle w:val="af4"/>
+          <w:rStyle w:val="af5"/>
           <w:rFonts w:eastAsiaTheme="majorEastAsia"/>
         </w:rPr>
         <w:t>демо</w:t>
@@ -2008,7 +2008,7 @@
       <w:proofErr w:type="spellEnd"/>
       <w:r>
         <w:rPr>
-          <w:rStyle w:val="af4"/>
+          <w:rStyle w:val="af5"/>
           <w:rFonts w:eastAsiaTheme="majorEastAsia"/>
         </w:rPr>
         <w:t>):</w:t>
@@ -2036,7 +2036,7 @@
       </w:pPr>
       <w:r>
         <w:rPr>
-          <w:rStyle w:val="af4"/>
+          <w:rStyle w:val="af5"/>
           <w:rFonts w:eastAsiaTheme="majorEastAsia"/>
         </w:rPr>
         <w:t>Визуализация (</w:t>
@@ -2044,7 +2044,7 @@
       <w:proofErr w:type="spellStart"/>
       <w:r>
         <w:rPr>
-          <w:rStyle w:val="af4"/>
+          <w:rStyle w:val="af5"/>
           <w:rFonts w:eastAsiaTheme="majorEastAsia"/>
         </w:rPr>
         <w:t>frontend</w:t>
@@ -2052,7 +2052,7 @@
       <w:proofErr w:type="spellEnd"/>
       <w:r>
         <w:rPr>
-          <w:rStyle w:val="af4"/>
+          <w:rStyle w:val="af5"/>
           <w:rFonts w:eastAsiaTheme="majorEastAsia"/>
         </w:rPr>
         <w:t xml:space="preserve"> отговорник):</w:t>
@@ -2096,7 +2096,7 @@
       </w:pPr>
       <w:r>
         <w:rPr>
-          <w:rStyle w:val="af4"/>
+          <w:rStyle w:val="af5"/>
           <w:rFonts w:eastAsiaTheme="majorEastAsia"/>
         </w:rPr>
         <w:t>Финал (водещ):</w:t>
@@ -2116,7 +2116,7 @@
       </w:pPr>
       <w:r>
         <w:rPr>
-          <w:rStyle w:val="af4"/>
+          <w:rStyle w:val="af5"/>
           <w:rFonts w:eastAsiaTheme="majorEastAsia"/>
         </w:rPr>
         <w:t>Q&amp;A:</w:t>
@@ -2161,7 +2161,7 @@
       </w:r>
       <w:r>
         <w:rPr>
-          <w:rStyle w:val="af4"/>
+          <w:rStyle w:val="af5"/>
         </w:rPr>
         <w:t>поне два пъти цялата презентация</w:t>
       </w:r>
@@ -2217,35 +2217,35 @@
       </w:r>
       <w:r>
         <w:rPr>
-          <w:rStyle w:val="af4"/>
+          <w:rStyle w:val="af5"/>
         </w:rPr>
         <w:t>“</w:t>
       </w:r>
       <w:proofErr w:type="spellStart"/>
       <w:r>
         <w:rPr>
-          <w:rStyle w:val="af4"/>
+          <w:rStyle w:val="af5"/>
         </w:rPr>
         <w:t>key</w:t>
       </w:r>
       <w:proofErr w:type="spellEnd"/>
       <w:r>
         <w:rPr>
-          <w:rStyle w:val="af4"/>
+          <w:rStyle w:val="af5"/>
         </w:rPr>
         <w:t xml:space="preserve"> </w:t>
       </w:r>
       <w:proofErr w:type="spellStart"/>
       <w:r>
         <w:rPr>
-          <w:rStyle w:val="af4"/>
+          <w:rStyle w:val="af5"/>
         </w:rPr>
         <w:t>message</w:t>
       </w:r>
       <w:proofErr w:type="spellEnd"/>
       <w:r>
         <w:rPr>
-          <w:rStyle w:val="af4"/>
+          <w:rStyle w:val="af5"/>
         </w:rPr>
         <w:t>”</w:t>
       </w:r>
@@ -2267,21 +2267,21 @@
       </w:r>
       <w:r>
         <w:rPr>
-          <w:rStyle w:val="af5"/>
+          <w:rStyle w:val="af6"/>
         </w:rPr>
         <w:t xml:space="preserve">„НИКА е цялостна система, която свързва изкуствен интелект, </w:t>
       </w:r>
       <w:proofErr w:type="spellStart"/>
       <w:r>
         <w:rPr>
-          <w:rStyle w:val="af5"/>
+          <w:rStyle w:val="af6"/>
         </w:rPr>
         <w:t>видеоанализ</w:t>
       </w:r>
       <w:proofErr w:type="spellEnd"/>
       <w:r>
         <w:rPr>
-          <w:rStyle w:val="af5"/>
+          <w:rStyle w:val="af6"/>
         </w:rPr>
         <w:t xml:space="preserve"> и уеб технологии в реално време.“</w:t>
       </w:r>
@@ -2316,7 +2316,7 @@
       </w:pPr>
       <w:r>
         <w:rPr>
-          <w:rStyle w:val="af4"/>
+          <w:rStyle w:val="af5"/>
         </w:rPr>
         <w:t>сценарий-скрипт по роли</w:t>
       </w:r>
@@ -2335,7 +2335,7 @@
       </w:pPr>
       <w:r>
         <w:rPr>
-          <w:rStyle w:val="af4"/>
+          <w:rStyle w:val="af5"/>
         </w:rPr>
         <w:t>визуален план за подредбата на устройствата и мониторите</w:t>
       </w:r>
@@ -2371,7 +2371,7 @@
       </w:r>
       <w:r>
         <w:rPr>
-          <w:rStyle w:val="af4"/>
+          <w:rStyle w:val="af5"/>
           <w:rFonts w:eastAsiaTheme="majorEastAsia"/>
         </w:rPr>
         <w:t>цялостен сценарий като за реална демонстрация пред жури</w:t>
@@ -2398,7 +2398,7 @@
       </w:r>
       <w:r>
         <w:rPr>
-          <w:rStyle w:val="af4"/>
+          <w:rStyle w:val="af5"/>
           <w:rFonts w:eastAsiaTheme="majorEastAsia"/>
         </w:rPr>
         <w:t>Подробен сценарий-скрипт по роли (с минутна разбивка и реплики)</w:t>
@@ -2418,7 +2418,7 @@
       </w:r>
       <w:r>
         <w:rPr>
-          <w:rStyle w:val="af4"/>
+          <w:rStyle w:val="af5"/>
           <w:rFonts w:eastAsiaTheme="majorEastAsia"/>
         </w:rPr>
         <w:t xml:space="preserve">Визуален </w:t>
@@ -2426,7 +2426,7 @@
       <w:proofErr w:type="spellStart"/>
       <w:r>
         <w:rPr>
-          <w:rStyle w:val="af4"/>
+          <w:rStyle w:val="af5"/>
           <w:rFonts w:eastAsiaTheme="majorEastAsia"/>
         </w:rPr>
         <w:t>layout</w:t>
@@ -2434,7 +2434,7 @@
       <w:proofErr w:type="spellEnd"/>
       <w:r>
         <w:rPr>
-          <w:rStyle w:val="af4"/>
+          <w:rStyle w:val="af5"/>
           <w:rFonts w:eastAsiaTheme="majorEastAsia"/>
         </w:rPr>
         <w:t xml:space="preserve"> план за подредба на устройствата, мониторите и демонстраторите</w:t>
@@ -2482,7 +2482,7 @@
       </w:pPr>
       <w:r>
         <w:rPr>
-          <w:rStyle w:val="af5"/>
+          <w:rStyle w:val="af6"/>
         </w:rPr>
         <w:t>(обща продължителност: около 12 минути)</w:t>
       </w:r>
@@ -2520,7 +2520,7 @@
       </w:pPr>
       <w:r>
         <w:rPr>
-          <w:rStyle w:val="af4"/>
+          <w:rStyle w:val="af5"/>
           <w:rFonts w:eastAsiaTheme="majorEastAsia"/>
         </w:rPr>
         <w:t>Роля:</w:t>
@@ -2533,7 +2533,7 @@
       </w:r>
       <w:r>
         <w:rPr>
-          <w:rStyle w:val="af4"/>
+          <w:rStyle w:val="af5"/>
           <w:rFonts w:eastAsiaTheme="majorEastAsia"/>
         </w:rPr>
         <w:t>Място:</w:t>
@@ -2556,7 +2556,7 @@
       </w:pPr>
       <w:r>
         <w:rPr>
-          <w:rStyle w:val="af4"/>
+          <w:rStyle w:val="af5"/>
           <w:rFonts w:eastAsiaTheme="majorEastAsia"/>
         </w:rPr>
         <w:t>Реплики:</w:t>
@@ -2579,7 +2579,7 @@
       </w:r>
       <w:r>
         <w:rPr>
-          <w:rStyle w:val="af5"/>
+          <w:rStyle w:val="af6"/>
         </w:rPr>
         <w:t>НИКА</w:t>
       </w:r>
@@ -2631,7 +2631,7 @@
       </w:pPr>
       <w:r>
         <w:rPr>
-          <w:rStyle w:val="af4"/>
+          <w:rStyle w:val="af5"/>
           <w:rFonts w:eastAsiaTheme="majorEastAsia"/>
         </w:rPr>
         <w:t>Роля:</w:t>
@@ -2660,7 +2660,7 @@
       </w:r>
       <w:r>
         <w:rPr>
-          <w:rStyle w:val="af4"/>
+          <w:rStyle w:val="af5"/>
           <w:rFonts w:eastAsiaTheme="majorEastAsia"/>
         </w:rPr>
         <w:t>Монитор 2:</w:t>
@@ -2675,7 +2675,7 @@
       </w:pPr>
       <w:r>
         <w:rPr>
-          <w:rStyle w:val="af4"/>
+          <w:rStyle w:val="af5"/>
           <w:rFonts w:eastAsiaTheme="majorEastAsia"/>
         </w:rPr>
         <w:t>Реплики:</w:t>
@@ -2759,7 +2759,7 @@
       </w:pPr>
       <w:r>
         <w:rPr>
-          <w:rStyle w:val="af5"/>
+          <w:rStyle w:val="af6"/>
         </w:rPr>
         <w:t>(в този момент може да се покаже диаграмата и да се изведат на живо няколко REST заявки)</w:t>
       </w:r>
@@ -2791,7 +2791,7 @@
       </w:pPr>
       <w:r>
         <w:rPr>
-          <w:rStyle w:val="af4"/>
+          <w:rStyle w:val="af5"/>
           <w:rFonts w:eastAsiaTheme="majorEastAsia"/>
         </w:rPr>
         <w:t>Роля:</w:t>
@@ -2804,7 +2804,7 @@
       </w:r>
       <w:r>
         <w:rPr>
-          <w:rStyle w:val="af4"/>
+          <w:rStyle w:val="af5"/>
           <w:rFonts w:eastAsiaTheme="majorEastAsia"/>
         </w:rPr>
         <w:t>Монитор 1:</w:t>
@@ -2827,7 +2827,7 @@
       </w:pPr>
       <w:r>
         <w:rPr>
-          <w:rStyle w:val="af4"/>
+          <w:rStyle w:val="af5"/>
           <w:rFonts w:eastAsiaTheme="majorEastAsia"/>
         </w:rPr>
         <w:t>Реплики:</w:t>
@@ -2855,77 +2855,77 @@
       </w:pPr>
       <w:r>
         <w:rPr>
-          <w:rStyle w:val="af5"/>
+          <w:rStyle w:val="af6"/>
         </w:rPr>
         <w:t>(</w:t>
       </w:r>
       <w:proofErr w:type="spellStart"/>
       <w:r>
         <w:rPr>
-          <w:rStyle w:val="af5"/>
+          <w:rStyle w:val="af6"/>
         </w:rPr>
         <w:t>FAQ-demo</w:t>
       </w:r>
       <w:proofErr w:type="spellEnd"/>
       <w:r>
         <w:rPr>
-          <w:rStyle w:val="af5"/>
+          <w:rStyle w:val="af6"/>
         </w:rPr>
         <w:t xml:space="preserve"> </w:t>
       </w:r>
       <w:proofErr w:type="spellStart"/>
       <w:r>
         <w:rPr>
-          <w:rStyle w:val="af5"/>
+          <w:rStyle w:val="af6"/>
         </w:rPr>
         <w:t>moment</w:t>
       </w:r>
       <w:proofErr w:type="spellEnd"/>
       <w:r>
         <w:rPr>
-          <w:rStyle w:val="af5"/>
+          <w:rStyle w:val="af6"/>
         </w:rPr>
         <w:t xml:space="preserve">: може да покажете </w:t>
       </w:r>
       <w:proofErr w:type="spellStart"/>
       <w:r>
         <w:rPr>
-          <w:rStyle w:val="af5"/>
+          <w:rStyle w:val="af6"/>
         </w:rPr>
         <w:t>overlay</w:t>
       </w:r>
       <w:proofErr w:type="spellEnd"/>
       <w:r>
         <w:rPr>
-          <w:rStyle w:val="af5"/>
+          <w:rStyle w:val="af6"/>
         </w:rPr>
         <w:t xml:space="preserve">, обработката, </w:t>
       </w:r>
       <w:proofErr w:type="spellStart"/>
       <w:r>
         <w:rPr>
-          <w:rStyle w:val="af5"/>
+          <w:rStyle w:val="af6"/>
         </w:rPr>
         <w:t>latency</w:t>
       </w:r>
       <w:proofErr w:type="spellEnd"/>
       <w:r>
         <w:rPr>
-          <w:rStyle w:val="af5"/>
+          <w:rStyle w:val="af6"/>
         </w:rPr>
         <w:t xml:space="preserve"> и как събитията се записват в </w:t>
       </w:r>
       <w:proofErr w:type="spellStart"/>
       <w:r>
         <w:rPr>
-          <w:rStyle w:val="af5"/>
+          <w:rStyle w:val="af6"/>
         </w:rPr>
         <w:t>лог</w:t>
       </w:r>
       <w:proofErr w:type="spellEnd"/>
       <w:r>
         <w:rPr>
-          <w:rStyle w:val="af5"/>
+          <w:rStyle w:val="af6"/>
         </w:rPr>
         <w:t>.)</w:t>
       </w:r>
@@ -2965,7 +2965,7 @@
       </w:pPr>
       <w:r>
         <w:rPr>
-          <w:rStyle w:val="af4"/>
+          <w:rStyle w:val="af5"/>
           <w:rFonts w:eastAsiaTheme="majorEastAsia"/>
         </w:rPr>
         <w:t>Роля:</w:t>
@@ -2986,7 +2986,7 @@
       </w:r>
       <w:r>
         <w:rPr>
-          <w:rStyle w:val="af4"/>
+          <w:rStyle w:val="af5"/>
           <w:rFonts w:eastAsiaTheme="majorEastAsia"/>
         </w:rPr>
         <w:t>Монитор 2:</w:t>
@@ -3009,7 +3009,7 @@
       </w:pPr>
       <w:r>
         <w:rPr>
-          <w:rStyle w:val="af4"/>
+          <w:rStyle w:val="af5"/>
           <w:rFonts w:eastAsiaTheme="majorEastAsia"/>
         </w:rPr>
         <w:t>Реплики:</w:t>
@@ -3132,7 +3132,7 @@
       </w:pPr>
       <w:r>
         <w:rPr>
-          <w:rStyle w:val="af4"/>
+          <w:rStyle w:val="af5"/>
           <w:rFonts w:eastAsiaTheme="majorEastAsia"/>
         </w:rPr>
         <w:t>Роля:</w:t>
@@ -3158,7 +3158,7 @@
       </w:r>
       <w:r>
         <w:rPr>
-          <w:rStyle w:val="af4"/>
+          <w:rStyle w:val="af5"/>
           <w:rFonts w:eastAsiaTheme="majorEastAsia"/>
         </w:rPr>
         <w:t>Монитор 1:</w:t>
@@ -3173,7 +3173,7 @@
       </w:pPr>
       <w:r>
         <w:rPr>
-          <w:rStyle w:val="af4"/>
+          <w:rStyle w:val="af5"/>
           <w:rFonts w:eastAsiaTheme="majorEastAsia"/>
         </w:rPr>
         <w:t>Реплики:</w:t>
@@ -3184,15 +3184,7 @@
         <w:pStyle w:val="a5"/>
       </w:pPr>
       <w:r>
-        <w:t>“</w:t>
-      </w:r>
-      <w:proofErr w:type="spellStart"/>
-      <w:r>
-        <w:t>Фронтендът</w:t>
-      </w:r>
-      <w:proofErr w:type="spellEnd"/>
-      <w:r>
-        <w:t xml:space="preserve"> е изграден с </w:t>
+        <w:t xml:space="preserve">“Фронтендът е изграден с </w:t>
       </w:r>
       <w:proofErr w:type="spellStart"/>
       <w:r>
@@ -3236,7 +3228,7 @@
       </w:r>
       <w:r>
         <w:rPr>
-          <w:rStyle w:val="af4"/>
+          <w:rStyle w:val="af5"/>
           <w:rFonts w:eastAsiaTheme="majorEastAsia"/>
         </w:rPr>
         <w:t>видео на живо</w:t>
@@ -3283,7 +3275,7 @@
       </w:pPr>
       <w:r>
         <w:rPr>
-          <w:rStyle w:val="af5"/>
+          <w:rStyle w:val="af6"/>
         </w:rPr>
         <w:t>(може да се покажат няколко сценария — например, как при движение се появява събитие на екрана)</w:t>
       </w:r>
@@ -3315,7 +3307,7 @@
       </w:pPr>
       <w:r>
         <w:rPr>
-          <w:rStyle w:val="af4"/>
+          <w:rStyle w:val="af5"/>
           <w:rFonts w:eastAsiaTheme="majorEastAsia"/>
         </w:rPr>
         <w:t>Роля:</w:t>
@@ -3328,7 +3320,7 @@
       </w:r>
       <w:r>
         <w:rPr>
-          <w:rStyle w:val="af4"/>
+          <w:rStyle w:val="af5"/>
           <w:rFonts w:eastAsiaTheme="majorEastAsia"/>
         </w:rPr>
         <w:t>Монитор 2:</w:t>
@@ -3343,7 +3335,7 @@
       </w:pPr>
       <w:r>
         <w:rPr>
-          <w:rStyle w:val="af4"/>
+          <w:rStyle w:val="af5"/>
           <w:rFonts w:eastAsiaTheme="majorEastAsia"/>
         </w:rPr>
         <w:t>Реплики:</w:t>
@@ -3443,7 +3435,7 @@
       </w:pPr>
       <w:r>
         <w:rPr>
-          <w:rStyle w:val="af4"/>
+          <w:rStyle w:val="af5"/>
           <w:rFonts w:eastAsiaTheme="majorEastAsia"/>
         </w:rPr>
         <w:t>Роля:</w:t>
@@ -3456,7 +3448,7 @@
       </w:r>
       <w:r>
         <w:rPr>
-          <w:rStyle w:val="af4"/>
+          <w:rStyle w:val="af5"/>
           <w:rFonts w:eastAsiaTheme="majorEastAsia"/>
         </w:rPr>
         <w:t>Реплики:</w:t>
@@ -3484,21 +3476,21 @@
       </w:pPr>
       <w:r>
         <w:rPr>
-          <w:rStyle w:val="af5"/>
+          <w:rStyle w:val="af6"/>
         </w:rPr>
         <w:t xml:space="preserve">(дублиращата група е в готовност да поеме в техническата част при въпрос от журито – например какво е FPS, </w:t>
       </w:r>
       <w:proofErr w:type="spellStart"/>
       <w:r>
         <w:rPr>
-          <w:rStyle w:val="af5"/>
+          <w:rStyle w:val="af6"/>
         </w:rPr>
         <w:t>latency</w:t>
       </w:r>
       <w:proofErr w:type="spellEnd"/>
       <w:r>
         <w:rPr>
-          <w:rStyle w:val="af5"/>
+          <w:rStyle w:val="af6"/>
         </w:rPr>
         <w:t>, как е реализирано комуникационно и т.н.)</w:t>
       </w:r>
@@ -3545,7 +3537,7 @@
       </w:pPr>
       <w:r>
         <w:rPr>
-          <w:rStyle w:val="af5"/>
+          <w:rStyle w:val="af6"/>
         </w:rPr>
         <w:t>(Симулация на маса/щанд с два монитора, камери и двама активни екрани)</w:t>
       </w:r>
@@ -4107,7 +4099,7 @@
       </w:r>
       <w:r>
         <w:rPr>
-          <w:rStyle w:val="af4"/>
+          <w:rStyle w:val="af5"/>
         </w:rPr>
         <w:t>LAN кабелна връзка</w:t>
       </w:r>
@@ -4142,35 +4134,35 @@
       <w:proofErr w:type="spellStart"/>
       <w:r>
         <w:rPr>
-          <w:rStyle w:val="af4"/>
+          <w:rStyle w:val="af5"/>
         </w:rPr>
         <w:t>offline</w:t>
       </w:r>
       <w:proofErr w:type="spellEnd"/>
       <w:r>
         <w:rPr>
-          <w:rStyle w:val="af4"/>
+          <w:rStyle w:val="af5"/>
         </w:rPr>
         <w:t xml:space="preserve"> </w:t>
       </w:r>
       <w:proofErr w:type="spellStart"/>
       <w:r>
         <w:rPr>
-          <w:rStyle w:val="af4"/>
+          <w:rStyle w:val="af5"/>
         </w:rPr>
         <w:t>fallback</w:t>
       </w:r>
       <w:proofErr w:type="spellEnd"/>
       <w:r>
         <w:rPr>
-          <w:rStyle w:val="af4"/>
+          <w:rStyle w:val="af5"/>
         </w:rPr>
         <w:t xml:space="preserve"> </w:t>
       </w:r>
       <w:proofErr w:type="spellStart"/>
       <w:r>
         <w:rPr>
-          <w:rStyle w:val="af4"/>
+          <w:rStyle w:val="af5"/>
         </w:rPr>
         <w:t>демо</w:t>
       </w:r>
@@ -4194,21 +4186,21 @@
       <w:proofErr w:type="spellStart"/>
       <w:r>
         <w:rPr>
-          <w:rStyle w:val="af4"/>
+          <w:rStyle w:val="af5"/>
         </w:rPr>
         <w:t>auto-refresh</w:t>
       </w:r>
       <w:proofErr w:type="spellEnd"/>
       <w:r>
         <w:rPr>
-          <w:rStyle w:val="af4"/>
+          <w:rStyle w:val="af5"/>
         </w:rPr>
         <w:t xml:space="preserve"> </w:t>
       </w:r>
       <w:proofErr w:type="spellStart"/>
       <w:r>
         <w:rPr>
-          <w:rStyle w:val="af4"/>
+          <w:rStyle w:val="af5"/>
         </w:rPr>
         <w:t>логове</w:t>
       </w:r>
@@ -4255,7 +4247,7 @@
       </w:r>
       <w:r>
         <w:rPr>
-          <w:rStyle w:val="af4"/>
+          <w:rStyle w:val="af5"/>
         </w:rPr>
         <w:t>постер/банер</w:t>
       </w:r>
@@ -4308,21 +4300,21 @@
       </w:r>
       <w:r>
         <w:rPr>
-          <w:rStyle w:val="af4"/>
+          <w:rStyle w:val="af5"/>
         </w:rPr>
         <w:t xml:space="preserve">PowerPoint или </w:t>
       </w:r>
       <w:proofErr w:type="spellStart"/>
       <w:r>
         <w:rPr>
-          <w:rStyle w:val="af4"/>
+          <w:rStyle w:val="af5"/>
         </w:rPr>
         <w:t>Canva</w:t>
       </w:r>
       <w:proofErr w:type="spellEnd"/>
       <w:r>
         <w:rPr>
-          <w:rStyle w:val="af4"/>
+          <w:rStyle w:val="af5"/>
         </w:rPr>
         <w:t xml:space="preserve"> шаблон</w:t>
       </w:r>
@@ -4351,14 +4343,14 @@
       <w:proofErr w:type="spellStart"/>
       <w:r>
         <w:rPr>
-          <w:rStyle w:val="af4"/>
+          <w:rStyle w:val="af5"/>
         </w:rPr>
         <w:t>времевой</w:t>
       </w:r>
       <w:proofErr w:type="spellEnd"/>
       <w:r>
         <w:rPr>
-          <w:rStyle w:val="af4"/>
+          <w:rStyle w:val="af5"/>
         </w:rPr>
         <w:t xml:space="preserve"> разпис на подготовката (репетиции)</w:t>
       </w:r>
@@ -4386,7 +4378,7 @@
       </w:r>
       <w:r>
         <w:rPr>
-          <w:rStyle w:val="af4"/>
+          <w:rStyle w:val="af5"/>
           <w:rFonts w:eastAsiaTheme="majorEastAsia"/>
         </w:rPr>
         <w:t>актуализиран спрямо съдържанието</w:t>
@@ -4396,21 +4388,21 @@
       </w:r>
       <w:r>
         <w:rPr>
-          <w:rStyle w:val="af5"/>
+          <w:rStyle w:val="af6"/>
         </w:rPr>
         <w:t>„Описание.</w:t>
       </w:r>
       <w:proofErr w:type="spellStart"/>
       <w:r>
         <w:rPr>
-          <w:rStyle w:val="af5"/>
+          <w:rStyle w:val="af6"/>
         </w:rPr>
         <w:t>docx</w:t>
       </w:r>
       <w:proofErr w:type="spellEnd"/>
       <w:r>
         <w:rPr>
-          <w:rStyle w:val="af5"/>
+          <w:rStyle w:val="af6"/>
         </w:rPr>
         <w:t>“</w:t>
       </w:r>
@@ -4466,7 +4458,7 @@
       </w:r>
       <w:r>
         <w:rPr>
-          <w:rStyle w:val="af4"/>
+          <w:rStyle w:val="af5"/>
         </w:rPr>
         <w:t>“план за презентация”</w:t>
       </w:r>
@@ -4483,7 +4475,7 @@
       </w:r>
       <w:r>
         <w:rPr>
-          <w:rStyle w:val="af4"/>
+          <w:rStyle w:val="af5"/>
           <w:rFonts w:eastAsiaTheme="majorEastAsia"/>
         </w:rPr>
         <w:t>Описание.</w:t>
@@ -4491,7 +4483,7 @@
       <w:proofErr w:type="spellStart"/>
       <w:r>
         <w:rPr>
-          <w:rStyle w:val="af4"/>
+          <w:rStyle w:val="af5"/>
           <w:rFonts w:eastAsiaTheme="majorEastAsia"/>
         </w:rPr>
         <w:t>docx</w:t>
@@ -4503,7 +4495,7 @@
       <w:proofErr w:type="spellStart"/>
       <w:r>
         <w:rPr>
-          <w:rStyle w:val="af4"/>
+          <w:rStyle w:val="af5"/>
           <w:rFonts w:eastAsiaTheme="majorEastAsia"/>
         </w:rPr>
         <w:t>демо</w:t>
@@ -4511,7 +4503,7 @@
       <w:proofErr w:type="spellEnd"/>
       <w:r>
         <w:rPr>
-          <w:rStyle w:val="af4"/>
+          <w:rStyle w:val="af5"/>
           <w:rFonts w:eastAsiaTheme="majorEastAsia"/>
         </w:rPr>
         <w:t xml:space="preserve"> схема на презентацията</w:t>
@@ -4542,7 +4534,7 @@
       </w:r>
       <w:r>
         <w:rPr>
-          <w:rStyle w:val="af4"/>
+          <w:rStyle w:val="af5"/>
           <w:b/>
           <w:bCs/>
         </w:rPr>
@@ -4569,7 +4561,7 @@
       </w:pPr>
       <w:r>
         <w:rPr>
-          <w:rStyle w:val="af4"/>
+          <w:rStyle w:val="af5"/>
           <w:rFonts w:eastAsiaTheme="majorEastAsia"/>
         </w:rPr>
         <w:t>Роля:</w:t>
@@ -4582,7 +4574,7 @@
       </w:r>
       <w:r>
         <w:rPr>
-          <w:rStyle w:val="af4"/>
+          <w:rStyle w:val="af5"/>
           <w:rFonts w:eastAsiaTheme="majorEastAsia"/>
         </w:rPr>
         <w:t>Място:</w:t>
@@ -4602,7 +4594,7 @@
       </w:pPr>
       <w:r>
         <w:rPr>
-          <w:rStyle w:val="af4"/>
+          <w:rStyle w:val="af5"/>
           <w:rFonts w:eastAsiaTheme="majorEastAsia"/>
         </w:rPr>
         <w:t>Реплики (актуализирани):</w:t>
@@ -4621,20 +4613,12 @@
       </w:r>
       <w:r>
         <w:rPr>
-          <w:rStyle w:val="af5"/>
+          <w:rStyle w:val="af6"/>
         </w:rPr>
         <w:t>НИКА</w:t>
       </w:r>
       <w:r>
-        <w:t xml:space="preserve"> – един ученически проект от ПГЕЕ – гр. Банско, който съчетава хардуер, изкуствен интелект и уеб технологии, за да направи </w:t>
-      </w:r>
-      <w:proofErr w:type="spellStart"/>
-      <w:r>
-        <w:t>времеизмерването</w:t>
-      </w:r>
-      <w:proofErr w:type="spellEnd"/>
-      <w:r>
-        <w:t xml:space="preserve"> по състезания по-надеждно и по-достъпно.</w:t>
+        <w:t> – един ученически проект от ПГЕЕ – гр. Банско, който съчетава хардуер, изкуствен интелект и уеб технологии, за да направи времеизмерването по състезания по-надеждно и по-достъпно.</w:t>
       </w:r>
     </w:p>
     <w:p>
@@ -4688,7 +4672,7 @@
       </w:pPr>
       <w:r>
         <w:rPr>
-          <w:rStyle w:val="af4"/>
+          <w:rStyle w:val="af5"/>
           <w:rFonts w:eastAsiaTheme="majorEastAsia"/>
         </w:rPr>
         <w:t>Роля:</w:t>
@@ -4717,7 +4701,7 @@
       </w:r>
       <w:r>
         <w:rPr>
-          <w:rStyle w:val="af4"/>
+          <w:rStyle w:val="af5"/>
           <w:rFonts w:eastAsiaTheme="majorEastAsia"/>
         </w:rPr>
         <w:t>Монитор 2:</w:t>
@@ -4748,7 +4732,7 @@
       </w:pPr>
       <w:r>
         <w:rPr>
-          <w:rStyle w:val="af4"/>
+          <w:rStyle w:val="af5"/>
           <w:rFonts w:eastAsiaTheme="majorEastAsia"/>
         </w:rPr>
         <w:t>Реплики:</w:t>
@@ -4769,7 +4753,7 @@
       </w:pPr>
       <w:r>
         <w:rPr>
-          <w:rStyle w:val="af4"/>
+          <w:rStyle w:val="af5"/>
         </w:rPr>
         <w:t>Хардуерен слой</w:t>
       </w:r>
@@ -4788,7 +4772,7 @@
       </w:pPr>
       <w:r>
         <w:rPr>
-          <w:rStyle w:val="af4"/>
+          <w:rStyle w:val="af5"/>
         </w:rPr>
         <w:t>Софтуерен „робот“</w:t>
       </w:r>
@@ -4816,7 +4800,7 @@
       <w:proofErr w:type="spellStart"/>
       <w:r>
         <w:rPr>
-          <w:rStyle w:val="af4"/>
+          <w:rStyle w:val="af5"/>
         </w:rPr>
         <w:t>Backend</w:t>
       </w:r>
@@ -4884,7 +4868,7 @@
       </w:pPr>
       <w:r>
         <w:rPr>
-          <w:rStyle w:val="af4"/>
+          <w:rStyle w:val="af5"/>
           <w:rFonts w:eastAsiaTheme="majorEastAsia"/>
         </w:rPr>
         <w:t>Роля:</w:t>
@@ -4897,7 +4881,7 @@
       </w:r>
       <w:r>
         <w:rPr>
-          <w:rStyle w:val="af4"/>
+          <w:rStyle w:val="af5"/>
           <w:rFonts w:eastAsiaTheme="majorEastAsia"/>
         </w:rPr>
         <w:t>Монитор 1:</w:t>
@@ -4920,7 +4904,7 @@
       </w:pPr>
       <w:r>
         <w:rPr>
-          <w:rStyle w:val="af4"/>
+          <w:rStyle w:val="af5"/>
           <w:rFonts w:eastAsiaTheme="majorEastAsia"/>
         </w:rPr>
         <w:t>Реплики:</w:t>
@@ -4996,7 +4980,7 @@
       </w:pPr>
       <w:r>
         <w:rPr>
-          <w:rStyle w:val="af5"/>
+          <w:rStyle w:val="af6"/>
         </w:rPr>
         <w:lastRenderedPageBreak/>
         <w:t>(</w:t>
@@ -5004,42 +4988,42 @@
       <w:proofErr w:type="spellStart"/>
       <w:r>
         <w:rPr>
-          <w:rStyle w:val="af5"/>
+          <w:rStyle w:val="af6"/>
         </w:rPr>
         <w:t>демо</w:t>
       </w:r>
       <w:proofErr w:type="spellEnd"/>
       <w:r>
         <w:rPr>
-          <w:rStyle w:val="af5"/>
+          <w:rStyle w:val="af6"/>
         </w:rPr>
         <w:t xml:space="preserve">: показване на </w:t>
       </w:r>
       <w:proofErr w:type="spellStart"/>
       <w:r>
         <w:rPr>
-          <w:rStyle w:val="af5"/>
+          <w:rStyle w:val="af6"/>
         </w:rPr>
         <w:t>overlay</w:t>
       </w:r>
       <w:proofErr w:type="spellEnd"/>
       <w:r>
         <w:rPr>
-          <w:rStyle w:val="af5"/>
+          <w:rStyle w:val="af6"/>
         </w:rPr>
         <w:t xml:space="preserve"> и </w:t>
       </w:r>
       <w:proofErr w:type="spellStart"/>
       <w:r>
         <w:rPr>
-          <w:rStyle w:val="af5"/>
+          <w:rStyle w:val="af6"/>
         </w:rPr>
         <w:t>latency</w:t>
       </w:r>
       <w:proofErr w:type="spellEnd"/>
       <w:r>
         <w:rPr>
-          <w:rStyle w:val="af5"/>
+          <w:rStyle w:val="af6"/>
         </w:rPr>
         <w:t>)</w:t>
       </w:r>
@@ -5079,7 +5063,7 @@
       </w:pPr>
       <w:r>
         <w:rPr>
-          <w:rStyle w:val="af4"/>
+          <w:rStyle w:val="af5"/>
           <w:rFonts w:eastAsiaTheme="majorEastAsia"/>
         </w:rPr>
         <w:t>Роля:</w:t>
@@ -5100,7 +5084,7 @@
       </w:r>
       <w:r>
         <w:rPr>
-          <w:rStyle w:val="af4"/>
+          <w:rStyle w:val="af5"/>
           <w:rFonts w:eastAsiaTheme="majorEastAsia"/>
         </w:rPr>
         <w:t>Монитор 2:</w:t>
@@ -5123,7 +5107,7 @@
       </w:pPr>
       <w:r>
         <w:rPr>
-          <w:rStyle w:val="af4"/>
+          <w:rStyle w:val="af5"/>
           <w:rFonts w:eastAsiaTheme="majorEastAsia"/>
         </w:rPr>
         <w:t>Реплики:</w:t>
@@ -5226,7 +5210,7 @@
       </w:pPr>
       <w:r>
         <w:rPr>
-          <w:rStyle w:val="af4"/>
+          <w:rStyle w:val="af5"/>
           <w:rFonts w:eastAsiaTheme="majorEastAsia"/>
         </w:rPr>
         <w:t>Роля:</w:t>
@@ -5252,7 +5236,7 @@
       </w:r>
       <w:r>
         <w:rPr>
-          <w:rStyle w:val="af4"/>
+          <w:rStyle w:val="af5"/>
           <w:rFonts w:eastAsiaTheme="majorEastAsia"/>
         </w:rPr>
         <w:t>Монитор 1:</w:t>
@@ -5267,25 +5251,15 @@
       </w:pPr>
       <w:r>
         <w:rPr>
-          <w:rStyle w:val="af4"/>
+          <w:rStyle w:val="af5"/>
           <w:rFonts w:eastAsiaTheme="majorEastAsia"/>
         </w:rPr>
         <w:t>Реплики:</w:t>
       </w:r>
       <w:r>
         <w:br/>
-        <w:t>„</w:t>
-      </w:r>
-      <w:proofErr w:type="spellStart"/>
-      <w:r>
-        <w:t>Фронтендът</w:t>
-      </w:r>
-      <w:proofErr w:type="spellEnd"/>
-      <w:r>
-        <w:t xml:space="preserve"> е изграден по SDI модел – един екран, който сменя режими според етапа: регистрация, старт, състезание, класиране.</w:t>
-      </w:r>
-      <w:bookmarkStart w:id="0" w:name="_GoBack"/>
-      <w:bookmarkEnd w:id="0"/>
+        <w:t>„Фронтендът е изграден по SDI модел – един екран, който сменя режими според етапа: регистрация, старт, състезание, класиране.</w:t>
+      </w:r>
     </w:p>
     <w:p>
       <w:pPr>
@@ -5377,7 +5351,7 @@
       </w:pPr>
       <w:r>
         <w:rPr>
-          <w:rStyle w:val="af4"/>
+          <w:rStyle w:val="af5"/>
           <w:rFonts w:eastAsiaTheme="majorEastAsia"/>
         </w:rPr>
         <w:t>Роля:</w:t>
@@ -5390,7 +5364,7 @@
       </w:r>
       <w:r>
         <w:rPr>
-          <w:rStyle w:val="af4"/>
+          <w:rStyle w:val="af5"/>
           <w:rFonts w:eastAsiaTheme="majorEastAsia"/>
         </w:rPr>
         <w:t>Монитор 2:</w:t>
@@ -5413,7 +5387,7 @@
       </w:pPr>
       <w:r>
         <w:rPr>
-          <w:rStyle w:val="af4"/>
+          <w:rStyle w:val="af5"/>
           <w:rFonts w:eastAsiaTheme="majorEastAsia"/>
         </w:rPr>
         <w:t>Реплики:</w:t>
@@ -5517,7 +5491,7 @@
       </w:pPr>
       <w:r>
         <w:rPr>
-          <w:rStyle w:val="af4"/>
+          <w:rStyle w:val="af5"/>
           <w:rFonts w:eastAsiaTheme="majorEastAsia"/>
         </w:rPr>
         <w:t>Роля:</w:t>
@@ -5532,7 +5506,7 @@
       </w:pPr>
       <w:r>
         <w:rPr>
-          <w:rStyle w:val="af4"/>
+          <w:rStyle w:val="af5"/>
           <w:rFonts w:eastAsiaTheme="majorEastAsia"/>
         </w:rPr>
         <w:t>Реплики:</w:t>
@@ -5686,7 +5660,7 @@
       </w:r>
       <w:r>
         <w:rPr>
-          <w:rStyle w:val="af4"/>
+          <w:rStyle w:val="af5"/>
           <w:rFonts w:eastAsiaTheme="majorEastAsia"/>
         </w:rPr>
         <w:t xml:space="preserve">готов PowerPoint </w:t>
@@ -5694,7 +5668,7 @@
       <w:proofErr w:type="spellStart"/>
       <w:r>
         <w:rPr>
-          <w:rStyle w:val="af4"/>
+          <w:rStyle w:val="af5"/>
           <w:rFonts w:eastAsiaTheme="majorEastAsia"/>
         </w:rPr>
         <w:t>сценарен</w:t>
@@ -5702,7 +5676,7 @@
       <w:proofErr w:type="spellEnd"/>
       <w:r>
         <w:rPr>
-          <w:rStyle w:val="af4"/>
+          <w:rStyle w:val="af5"/>
           <w:rFonts w:eastAsiaTheme="majorEastAsia"/>
         </w:rPr>
         <w:t xml:space="preserve"> шаблон</w:t>
@@ -5722,6 +5696,164 @@
           <w:lang w:val="en-US"/>
         </w:rPr>
       </w:pPr>
+    </w:p>
+    <w:p>
+      <w:pPr>
+        <w:pStyle w:val="a5"/>
+        <w:numPr>
+          <w:ilvl w:val="0"/>
+          <w:numId w:val="34"/>
+        </w:numPr>
+      </w:pPr>
+      <w:r>
+        <w:t>Виктор Василев</w:t>
+      </w:r>
+    </w:p>
+    <w:p>
+      <w:pPr>
+        <w:pStyle w:val="a5"/>
+        <w:numPr>
+          <w:ilvl w:val="0"/>
+          <w:numId w:val="34"/>
+        </w:numPr>
+      </w:pPr>
+      <w:r>
+        <w:t xml:space="preserve">Емили </w:t>
+      </w:r>
+      <w:proofErr w:type="spellStart"/>
+      <w:r>
+        <w:t>Бергова</w:t>
+      </w:r>
+      <w:proofErr w:type="spellEnd"/>
+    </w:p>
+    <w:p>
+      <w:pPr>
+        <w:pStyle w:val="a5"/>
+        <w:numPr>
+          <w:ilvl w:val="0"/>
+          <w:numId w:val="34"/>
+        </w:numPr>
+      </w:pPr>
+      <w:bookmarkStart w:id="0" w:name="_GoBack"/>
+      <w:r>
+        <w:t>Мария Цветанова</w:t>
+      </w:r>
+    </w:p>
+    <w:bookmarkEnd w:id="0"/>
+    <w:p>
+      <w:pPr>
+        <w:pStyle w:val="a5"/>
+        <w:numPr>
+          <w:ilvl w:val="0"/>
+          <w:numId w:val="34"/>
+        </w:numPr>
+      </w:pPr>
+      <w:r>
+        <w:t xml:space="preserve">Таня </w:t>
+      </w:r>
+      <w:proofErr w:type="spellStart"/>
+      <w:r>
+        <w:t>Пишарова</w:t>
+      </w:r>
+      <w:proofErr w:type="spellEnd"/>
+    </w:p>
+    <w:p>
+      <w:pPr>
+        <w:pStyle w:val="a5"/>
+        <w:numPr>
+          <w:ilvl w:val="0"/>
+          <w:numId w:val="34"/>
+        </w:numPr>
+      </w:pPr>
+      <w:r>
+        <w:t xml:space="preserve">Теодора </w:t>
+      </w:r>
+      <w:proofErr w:type="spellStart"/>
+      <w:r>
+        <w:t>Антиова</w:t>
+      </w:r>
+      <w:proofErr w:type="spellEnd"/>
+    </w:p>
+    <w:p>
+      <w:pPr>
+        <w:pStyle w:val="a5"/>
+        <w:numPr>
+          <w:ilvl w:val="0"/>
+          <w:numId w:val="34"/>
+        </w:numPr>
+      </w:pPr>
+      <w:proofErr w:type="spellStart"/>
+      <w:r>
+        <w:t>Фериз</w:t>
+      </w:r>
+      <w:proofErr w:type="spellEnd"/>
+      <w:r>
+        <w:t xml:space="preserve"> Ходжа</w:t>
+      </w:r>
+    </w:p>
+    <w:p>
+      <w:pPr>
+        <w:pStyle w:val="a5"/>
+        <w:numPr>
+          <w:ilvl w:val="0"/>
+          <w:numId w:val="34"/>
+        </w:numPr>
+      </w:pPr>
+      <w:r>
+        <w:t xml:space="preserve">Атанас </w:t>
+      </w:r>
+      <w:proofErr w:type="spellStart"/>
+      <w:r>
+        <w:t>Симидчиев</w:t>
+      </w:r>
+      <w:proofErr w:type="spellEnd"/>
+    </w:p>
+    <w:p>
+      <w:pPr>
+        <w:pStyle w:val="a5"/>
+        <w:numPr>
+          <w:ilvl w:val="0"/>
+          <w:numId w:val="34"/>
+        </w:numPr>
+      </w:pPr>
+      <w:r>
+        <w:lastRenderedPageBreak/>
+        <w:t>Иван Чобанов</w:t>
+      </w:r>
+    </w:p>
+    <w:p>
+      <w:pPr>
+        <w:pStyle w:val="a5"/>
+        <w:numPr>
+          <w:ilvl w:val="0"/>
+          <w:numId w:val="34"/>
+        </w:numPr>
+      </w:pPr>
+      <w:r>
+        <w:t xml:space="preserve">Костадин </w:t>
+      </w:r>
+      <w:proofErr w:type="spellStart"/>
+      <w:r>
+        <w:t>Пидов</w:t>
+      </w:r>
+      <w:proofErr w:type="spellEnd"/>
+    </w:p>
+    <w:p>
+      <w:pPr>
+        <w:pStyle w:val="a5"/>
+        <w:numPr>
+          <w:ilvl w:val="0"/>
+          <w:numId w:val="34"/>
+        </w:numPr>
+      </w:pPr>
+      <w:r>
+        <w:t xml:space="preserve">Кристиан </w:t>
+      </w:r>
+      <w:proofErr w:type="spellStart"/>
+      <w:r>
+        <w:t>Полимеров</w:t>
+      </w:r>
+      <w:proofErr w:type="spellEnd"/>
     </w:p>
     <w:p/>
     <w:sectPr>
@@ -5766,7 +5898,7 @@
 <w:ftr xmlns:wpc="http://schemas.microsoft.com/office/word/2010/wordprocessingCanvas" xmlns:mc="http://schemas.openxmlformats.org/markup-compatibility/2006" xmlns:o="urn:schemas-microsoft-com:office:office" xmlns:r="http://schemas.openxmlformats.org/officeDocument/2006/relationships" xmlns:m="http://schemas.openxmlformats.org/officeDocument/2006/math" xmlns:v="urn:schemas-microsoft-com:vml" xmlns:wp14="http://schemas.microsoft.com/office/word/2010/wordprocessingDrawing" xmlns:wp="http://schemas.openxmlformats.org/drawingml/2006/wordprocessingDrawing" xmlns:w10="urn:schemas-microsoft-com:office:word" xmlns:w="http://schemas.openxmlformats.org/wordprocessingml/2006/main" xmlns:w14="http://schemas.microsoft.com/office/word/2010/wordml" xmlns:wpg="http://schemas.microsoft.com/office/word/2010/wordprocessingGroup" xmlns:wpi="http://schemas.microsoft.com/office/word/2010/wordprocessingInk" xmlns:wne="http://schemas.microsoft.com/office/word/2006/wordml" xmlns:wps="http://schemas.microsoft.com/office/word/2010/wordprocessingShape" mc:Ignorable="w14 wp14">
   <w:p>
     <w:pPr>
-      <w:pStyle w:val="af2"/>
+      <w:pStyle w:val="af3"/>
       <w:rPr>
         <w:color w:val="000000" w:themeColor="text1"/>
         <w:szCs w:val="24"/>
@@ -5807,7 +5939,7 @@
   </w:p>
   <w:p>
     <w:pPr>
-      <w:pStyle w:val="af2"/>
+      <w:pStyle w:val="af3"/>
     </w:pPr>
     <w:r>
       <w:rPr>
@@ -5852,7 +5984,7 @@
                       <w:txbxContent>
                         <w:p>
                           <w:pPr>
-                            <w:pStyle w:val="af2"/>
+                            <w:pStyle w:val="af3"/>
                             <w:jc w:val="right"/>
                             <w:rPr>
                               <w:rFonts w:asciiTheme="majorHAnsi" w:hAnsiTheme="majorHAnsi"/>
@@ -5896,7 +6028,7 @@
                               <w:sz w:val="40"/>
                               <w:szCs w:val="40"/>
                             </w:rPr>
-                            <w:t>9</w:t>
+                            <w:t>10</w:t>
                           </w:r>
                           <w:r>
                             <w:rPr>
@@ -5939,7 +6071,7 @@
                 <w:txbxContent>
                   <w:p>
                     <w:pPr>
-                      <w:pStyle w:val="af2"/>
+                      <w:pStyle w:val="af3"/>
                       <w:jc w:val="right"/>
                       <w:rPr>
                         <w:rFonts w:asciiTheme="majorHAnsi" w:hAnsiTheme="majorHAnsi"/>
@@ -5983,7 +6115,7 @@
                         <w:sz w:val="40"/>
                         <w:szCs w:val="40"/>
                       </w:rPr>
-                      <w:t>9</w:t>
+                      <w:t>10</w:t>
                     </w:r>
                     <w:r>
                       <w:rPr>
@@ -9320,6 +9452,119 @@
     </w:lvl>
   </w:abstractNum>
   <w:abstractNum w:abstractNumId="22">
+    <w:nsid w:val="4D632209"/>
+    <w:multiLevelType w:val="hybridMultilevel"/>
+    <w:tmpl w:val="C58C3A4E"/>
+    <w:lvl w:ilvl="0" w:tplc="04020001">
+      <w:start w:val="1"/>
+      <w:numFmt w:val="bullet"/>
+      <w:lvlText w:val=""/>
+      <w:lvlJc w:val="left"/>
+      <w:pPr>
+        <w:ind w:left="720" w:hanging="360"/>
+      </w:pPr>
+      <w:rPr>
+        <w:rFonts w:ascii="Symbol" w:hAnsi="Symbol" w:hint="default"/>
+      </w:rPr>
+    </w:lvl>
+    <w:lvl w:ilvl="1" w:tplc="04020003" w:tentative="1">
+      <w:start w:val="1"/>
+      <w:numFmt w:val="bullet"/>
+      <w:lvlText w:val="o"/>
+      <w:lvlJc w:val="left"/>
+      <w:pPr>
+        <w:ind w:left="1440" w:hanging="360"/>
+      </w:pPr>
+      <w:rPr>
+        <w:rFonts w:ascii="Courier New" w:hAnsi="Courier New" w:cs="Courier New" w:hint="default"/>
+      </w:rPr>
+    </w:lvl>
+    <w:lvl w:ilvl="2" w:tplc="04020005" w:tentative="1">
+      <w:start w:val="1"/>
+      <w:numFmt w:val="bullet"/>
+      <w:lvlText w:val=""/>
+      <w:lvlJc w:val="left"/>
+      <w:pPr>
+        <w:ind w:left="2160" w:hanging="360"/>
+      </w:pPr>
+      <w:rPr>
+        <w:rFonts w:ascii="Wingdings" w:hAnsi="Wingdings" w:hint="default"/>
+      </w:rPr>
+    </w:lvl>
+    <w:lvl w:ilvl="3" w:tplc="04020001" w:tentative="1">
+      <w:start w:val="1"/>
+      <w:numFmt w:val="bullet"/>
+      <w:lvlText w:val=""/>
+      <w:lvlJc w:val="left"/>
+      <w:pPr>
+        <w:ind w:left="2880" w:hanging="360"/>
+      </w:pPr>
+      <w:rPr>
+        <w:rFonts w:ascii="Symbol" w:hAnsi="Symbol" w:hint="default"/>
+      </w:rPr>
+    </w:lvl>
+    <w:lvl w:ilvl="4" w:tplc="04020003" w:tentative="1">
+      <w:start w:val="1"/>
+      <w:numFmt w:val="bullet"/>
+      <w:lvlText w:val="o"/>
+      <w:lvlJc w:val="left"/>
+      <w:pPr>
+        <w:ind w:left="3600" w:hanging="360"/>
+      </w:pPr>
+      <w:rPr>
+        <w:rFonts w:ascii="Courier New" w:hAnsi="Courier New" w:cs="Courier New" w:hint="default"/>
+      </w:rPr>
+    </w:lvl>
+    <w:lvl w:ilvl="5" w:tplc="04020005" w:tentative="1">
+      <w:start w:val="1"/>
+      <w:numFmt w:val="bullet"/>
+      <w:lvlText w:val=""/>
+      <w:lvlJc w:val="left"/>
+      <w:pPr>
+        <w:ind w:left="4320" w:hanging="360"/>
+      </w:pPr>
+      <w:rPr>
+        <w:rFonts w:ascii="Wingdings" w:hAnsi="Wingdings" w:hint="default"/>
+      </w:rPr>
+    </w:lvl>
+    <w:lvl w:ilvl="6" w:tplc="04020001" w:tentative="1">
+      <w:start w:val="1"/>
+      <w:numFmt w:val="bullet"/>
+      <w:lvlText w:val=""/>
+      <w:lvlJc w:val="left"/>
+      <w:pPr>
+        <w:ind w:left="5040" w:hanging="360"/>
+      </w:pPr>
+      <w:rPr>
+        <w:rFonts w:ascii="Symbol" w:hAnsi="Symbol" w:hint="default"/>
+      </w:rPr>
+    </w:lvl>
+    <w:lvl w:ilvl="7" w:tplc="04020003" w:tentative="1">
+      <w:start w:val="1"/>
+      <w:numFmt w:val="bullet"/>
+      <w:lvlText w:val="o"/>
+      <w:lvlJc w:val="left"/>
+      <w:pPr>
+        <w:ind w:left="5760" w:hanging="360"/>
+      </w:pPr>
+      <w:rPr>
+        <w:rFonts w:ascii="Courier New" w:hAnsi="Courier New" w:cs="Courier New" w:hint="default"/>
+      </w:rPr>
+    </w:lvl>
+    <w:lvl w:ilvl="8" w:tplc="04020005" w:tentative="1">
+      <w:start w:val="1"/>
+      <w:numFmt w:val="bullet"/>
+      <w:lvlText w:val=""/>
+      <w:lvlJc w:val="left"/>
+      <w:pPr>
+        <w:ind w:left="6480" w:hanging="360"/>
+      </w:pPr>
+      <w:rPr>
+        <w:rFonts w:ascii="Wingdings" w:hAnsi="Wingdings" w:hint="default"/>
+      </w:rPr>
+    </w:lvl>
+  </w:abstractNum>
+  <w:abstractNum w:abstractNumId="23">
     <w:nsid w:val="4DB25E39"/>
     <w:multiLevelType w:val="multilevel"/>
     <w:tmpl w:val="0ED6AB52"/>
@@ -9468,7 +9713,7 @@
       </w:rPr>
     </w:lvl>
   </w:abstractNum>
-  <w:abstractNum w:abstractNumId="23">
+  <w:abstractNum w:abstractNumId="24">
     <w:nsid w:val="4DF148F7"/>
     <w:multiLevelType w:val="multilevel"/>
     <w:tmpl w:val="D6C28FC2"/>
@@ -9617,7 +9862,7 @@
       </w:rPr>
     </w:lvl>
   </w:abstractNum>
-  <w:abstractNum w:abstractNumId="24">
+  <w:abstractNum w:abstractNumId="25">
     <w:nsid w:val="4FB81540"/>
     <w:multiLevelType w:val="multilevel"/>
     <w:tmpl w:val="E6AAB358"/>
@@ -9766,7 +10011,7 @@
       </w:rPr>
     </w:lvl>
   </w:abstractNum>
-  <w:abstractNum w:abstractNumId="25">
+  <w:abstractNum w:abstractNumId="26">
     <w:nsid w:val="520B2CEB"/>
     <w:multiLevelType w:val="multilevel"/>
     <w:tmpl w:val="D0422E7A"/>
@@ -9915,7 +10160,7 @@
       </w:rPr>
     </w:lvl>
   </w:abstractNum>
-  <w:abstractNum w:abstractNumId="26">
+  <w:abstractNum w:abstractNumId="27">
     <w:nsid w:val="541168BB"/>
     <w:multiLevelType w:val="multilevel"/>
     <w:tmpl w:val="579C6658"/>
@@ -10064,7 +10309,7 @@
       </w:rPr>
     </w:lvl>
   </w:abstractNum>
-  <w:abstractNum w:abstractNumId="27">
+  <w:abstractNum w:abstractNumId="28">
     <w:nsid w:val="5AD14D6A"/>
     <w:multiLevelType w:val="multilevel"/>
     <w:tmpl w:val="285E22B4"/>
@@ -10213,7 +10458,7 @@
       </w:rPr>
     </w:lvl>
   </w:abstractNum>
-  <w:abstractNum w:abstractNumId="28">
+  <w:abstractNum w:abstractNumId="29">
     <w:nsid w:val="5E2A4242"/>
     <w:multiLevelType w:val="multilevel"/>
     <w:tmpl w:val="3CF2A298"/>
@@ -10362,7 +10607,7 @@
       </w:rPr>
     </w:lvl>
   </w:abstractNum>
-  <w:abstractNum w:abstractNumId="29">
+  <w:abstractNum w:abstractNumId="30">
     <w:nsid w:val="625114BB"/>
     <w:multiLevelType w:val="multilevel"/>
     <w:tmpl w:val="1C02CEA0"/>
@@ -10511,7 +10756,7 @@
       </w:rPr>
     </w:lvl>
   </w:abstractNum>
-  <w:abstractNum w:abstractNumId="30">
+  <w:abstractNum w:abstractNumId="31">
     <w:nsid w:val="637954C1"/>
     <w:multiLevelType w:val="multilevel"/>
     <w:tmpl w:val="53E60B0C"/>
@@ -10660,7 +10905,7 @@
       </w:rPr>
     </w:lvl>
   </w:abstractNum>
-  <w:abstractNum w:abstractNumId="31">
+  <w:abstractNum w:abstractNumId="32">
     <w:nsid w:val="69053506"/>
     <w:multiLevelType w:val="multilevel"/>
     <w:tmpl w:val="D84A08B6"/>
@@ -10809,7 +11054,7 @@
       </w:rPr>
     </w:lvl>
   </w:abstractNum>
-  <w:abstractNum w:abstractNumId="32">
+  <w:abstractNum w:abstractNumId="33">
     <w:nsid w:val="6C4159AF"/>
     <w:multiLevelType w:val="multilevel"/>
     <w:tmpl w:val="B1F21D10"/>
@@ -10944,7 +11189,7 @@
     <w:abstractNumId w:val="4"/>
   </w:num>
   <w:num w:numId="8">
-    <w:abstractNumId w:val="30"/>
+    <w:abstractNumId w:val="31"/>
   </w:num>
   <w:num w:numId="9">
     <w:abstractNumId w:val="9"/>
@@ -10953,31 +11198,31 @@
     <w:abstractNumId w:val="13"/>
   </w:num>
   <w:num w:numId="11">
-    <w:abstractNumId w:val="27"/>
+    <w:abstractNumId w:val="28"/>
   </w:num>
   <w:num w:numId="12">
-    <w:abstractNumId w:val="26"/>
+    <w:abstractNumId w:val="27"/>
   </w:num>
   <w:num w:numId="13">
     <w:abstractNumId w:val="3"/>
   </w:num>
   <w:num w:numId="14">
-    <w:abstractNumId w:val="29"/>
+    <w:abstractNumId w:val="30"/>
   </w:num>
   <w:num w:numId="15">
     <w:abstractNumId w:val="17"/>
   </w:num>
   <w:num w:numId="16">
-    <w:abstractNumId w:val="28"/>
+    <w:abstractNumId w:val="29"/>
   </w:num>
   <w:num w:numId="17">
     <w:abstractNumId w:val="1"/>
   </w:num>
   <w:num w:numId="18">
-    <w:abstractNumId w:val="23"/>
+    <w:abstractNumId w:val="24"/>
   </w:num>
   <w:num w:numId="19">
-    <w:abstractNumId w:val="24"/>
+    <w:abstractNumId w:val="25"/>
   </w:num>
   <w:num w:numId="20">
     <w:abstractNumId w:val="14"/>
@@ -10986,19 +11231,19 @@
     <w:abstractNumId w:val="19"/>
   </w:num>
   <w:num w:numId="22">
-    <w:abstractNumId w:val="31"/>
+    <w:abstractNumId w:val="32"/>
   </w:num>
   <w:num w:numId="23">
     <w:abstractNumId w:val="18"/>
   </w:num>
   <w:num w:numId="24">
-    <w:abstractNumId w:val="25"/>
+    <w:abstractNumId w:val="26"/>
   </w:num>
   <w:num w:numId="25">
     <w:abstractNumId w:val="10"/>
   </w:num>
   <w:num w:numId="26">
-    <w:abstractNumId w:val="32"/>
+    <w:abstractNumId w:val="33"/>
   </w:num>
   <w:num w:numId="27">
     <w:abstractNumId w:val="12"/>
@@ -11016,10 +11261,13 @@
     <w:abstractNumId w:val="16"/>
   </w:num>
   <w:num w:numId="32">
-    <w:abstractNumId w:val="22"/>
+    <w:abstractNumId w:val="23"/>
   </w:num>
   <w:num w:numId="33">
     <w:abstractNumId w:val="6"/>
+  </w:num>
+  <w:num w:numId="34">
+    <w:abstractNumId w:val="22"/>
   </w:num>
 </w:numbering>
 </file>
@@ -11321,8 +11569,8 @@
   <w:style w:type="paragraph" w:styleId="a5">
     <w:name w:val="Normal (Web)"/>
     <w:basedOn w:val="a1"/>
+    <w:link w:val="a6"/>
     <w:uiPriority w:val="99"/>
-    <w:semiHidden/>
     <w:unhideWhenUsed/>
     <w:rsid w:val="00773176"/>
     <w:pPr>
@@ -11339,7 +11587,7 @@
   <w:style w:type="paragraph" w:customStyle="1" w:styleId="a0">
     <w:name w:val="точка"/>
     <w:basedOn w:val="a1"/>
-    <w:link w:val="a6"/>
+    <w:link w:val="a7"/>
     <w:qFormat/>
     <w:rsid w:val="00220AE9"/>
     <w:pPr>
@@ -11352,7 +11600,7 @@
   <w:style w:type="paragraph" w:customStyle="1" w:styleId="a">
     <w:name w:val="подточка"/>
     <w:basedOn w:val="a1"/>
-    <w:link w:val="a7"/>
+    <w:link w:val="a8"/>
     <w:qFormat/>
     <w:rsid w:val="00220AE9"/>
     <w:pPr>
@@ -11364,7 +11612,7 @@
       <w:ind w:left="1434" w:hanging="357"/>
     </w:pPr>
   </w:style>
-  <w:style w:type="character" w:customStyle="1" w:styleId="a6">
+  <w:style w:type="character" w:customStyle="1" w:styleId="a7">
     <w:name w:val="точка Знак"/>
     <w:basedOn w:val="a2"/>
     <w:link w:val="a0"/>
@@ -11387,7 +11635,7 @@
       <w:szCs w:val="20"/>
     </w:rPr>
   </w:style>
-  <w:style w:type="character" w:customStyle="1" w:styleId="a7">
+  <w:style w:type="character" w:customStyle="1" w:styleId="a8">
     <w:name w:val="подточка Знак"/>
     <w:basedOn w:val="a2"/>
     <w:link w:val="a"/>
@@ -11465,10 +11713,10 @@
       <w:jc w:val="left"/>
     </w:pPr>
   </w:style>
-  <w:style w:type="paragraph" w:customStyle="1" w:styleId="a8">
+  <w:style w:type="paragraph" w:customStyle="1" w:styleId="a9">
     <w:name w:val="код"/>
     <w:basedOn w:val="HTML0"/>
-    <w:link w:val="a9"/>
+    <w:link w:val="aa"/>
     <w:qFormat/>
     <w:rsid w:val="00D24651"/>
     <w:pPr>
@@ -11503,10 +11751,10 @@
       <w:sz w:val="24"/>
     </w:rPr>
   </w:style>
-  <w:style w:type="character" w:customStyle="1" w:styleId="a9">
+  <w:style w:type="character" w:customStyle="1" w:styleId="aa">
     <w:name w:val="код Знак"/>
     <w:basedOn w:val="HTML1"/>
-    <w:link w:val="a8"/>
+    <w:link w:val="a9"/>
     <w:rsid w:val="00D24651"/>
     <w:rPr>
       <w:rFonts w:ascii="Courier New" w:eastAsia="Times New Roman" w:hAnsi="Courier New" w:cs="Courier New"/>
@@ -11517,10 +11765,10 @@
       <w:lang w:eastAsia="bg-BG"/>
     </w:rPr>
   </w:style>
-  <w:style w:type="paragraph" w:styleId="aa">
+  <w:style w:type="paragraph" w:styleId="ab">
     <w:name w:val="Balloon Text"/>
     <w:basedOn w:val="a1"/>
-    <w:link w:val="ab"/>
+    <w:link w:val="ac"/>
     <w:uiPriority w:val="99"/>
     <w:semiHidden/>
     <w:unhideWhenUsed/>
@@ -11534,10 +11782,10 @@
       <w:szCs w:val="16"/>
     </w:rPr>
   </w:style>
-  <w:style w:type="character" w:customStyle="1" w:styleId="ab">
+  <w:style w:type="character" w:customStyle="1" w:styleId="ac">
     <w:name w:val="Изнесен текст Знак"/>
     <w:basedOn w:val="a2"/>
-    <w:link w:val="aa"/>
+    <w:link w:val="ab"/>
     <w:uiPriority w:val="99"/>
     <w:semiHidden/>
     <w:rsid w:val="00B02C9D"/>
@@ -11547,9 +11795,9 @@
       <w:szCs w:val="16"/>
     </w:rPr>
   </w:style>
-  <w:style w:type="paragraph" w:styleId="ac">
+  <w:style w:type="paragraph" w:styleId="ad">
     <w:name w:val="No Spacing"/>
-    <w:link w:val="ad"/>
+    <w:link w:val="ae"/>
     <w:uiPriority w:val="1"/>
     <w:qFormat/>
     <w:rsid w:val="007C0DC4"/>
@@ -11561,10 +11809,10 @@
       <w:lang w:eastAsia="bg-BG"/>
     </w:rPr>
   </w:style>
-  <w:style w:type="character" w:customStyle="1" w:styleId="ad">
+  <w:style w:type="character" w:customStyle="1" w:styleId="ae">
     <w:name w:val="Без разредка Знак"/>
     <w:basedOn w:val="a2"/>
-    <w:link w:val="ac"/>
+    <w:link w:val="ad"/>
     <w:uiPriority w:val="1"/>
     <w:rsid w:val="007C0DC4"/>
     <w:rPr>
@@ -11572,7 +11820,7 @@
       <w:lang w:eastAsia="bg-BG"/>
     </w:rPr>
   </w:style>
-  <w:style w:type="paragraph" w:styleId="ae">
+  <w:style w:type="paragraph" w:styleId="af">
     <w:name w:val="TOC Heading"/>
     <w:basedOn w:val="1"/>
     <w:next w:val="a1"/>
@@ -11630,7 +11878,7 @@
       <w:ind w:left="480"/>
     </w:pPr>
   </w:style>
-  <w:style w:type="character" w:styleId="af">
+  <w:style w:type="character" w:styleId="af0">
     <w:name w:val="Hyperlink"/>
     <w:basedOn w:val="a2"/>
     <w:uiPriority w:val="99"/>
@@ -11641,10 +11889,10 @@
       <w:u w:val="single"/>
     </w:rPr>
   </w:style>
-  <w:style w:type="paragraph" w:styleId="af0">
+  <w:style w:type="paragraph" w:styleId="af1">
     <w:name w:val="header"/>
     <w:basedOn w:val="a1"/>
-    <w:link w:val="af1"/>
+    <w:link w:val="af2"/>
     <w:uiPriority w:val="99"/>
     <w:unhideWhenUsed/>
     <w:rsid w:val="007C0DC4"/>
@@ -11656,10 +11904,10 @@
       <w:spacing w:after="0" w:line="240" w:lineRule="auto"/>
     </w:pPr>
   </w:style>
-  <w:style w:type="character" w:customStyle="1" w:styleId="af1">
+  <w:style w:type="character" w:customStyle="1" w:styleId="af2">
     <w:name w:val="Горен колонтитул Знак"/>
     <w:basedOn w:val="a2"/>
-    <w:link w:val="af0"/>
+    <w:link w:val="af1"/>
     <w:uiPriority w:val="99"/>
     <w:rsid w:val="007C0DC4"/>
     <w:rPr>
@@ -11667,10 +11915,10 @@
       <w:sz w:val="24"/>
     </w:rPr>
   </w:style>
-  <w:style w:type="paragraph" w:styleId="af2">
+  <w:style w:type="paragraph" w:styleId="af3">
     <w:name w:val="footer"/>
     <w:basedOn w:val="a1"/>
-    <w:link w:val="af3"/>
+    <w:link w:val="af4"/>
     <w:uiPriority w:val="99"/>
     <w:unhideWhenUsed/>
     <w:rsid w:val="007C0DC4"/>
@@ -11682,10 +11930,10 @@
       <w:spacing w:after="0" w:line="240" w:lineRule="auto"/>
     </w:pPr>
   </w:style>
-  <w:style w:type="character" w:customStyle="1" w:styleId="af3">
+  <w:style w:type="character" w:customStyle="1" w:styleId="af4">
     <w:name w:val="Долен колонтитул Знак"/>
     <w:basedOn w:val="a2"/>
-    <w:link w:val="af2"/>
+    <w:link w:val="af3"/>
     <w:uiPriority w:val="99"/>
     <w:rsid w:val="007C0DC4"/>
     <w:rPr>
@@ -11701,7 +11949,7 @@
       <w:lang w:eastAsia="bg-BG"/>
     </w:rPr>
   </w:style>
-  <w:style w:type="character" w:styleId="af4">
+  <w:style w:type="character" w:styleId="af5">
     <w:name w:val="Strong"/>
     <w:basedOn w:val="a2"/>
     <w:uiPriority w:val="22"/>
@@ -11712,7 +11960,7 @@
       <w:bCs/>
     </w:rPr>
   </w:style>
-  <w:style w:type="character" w:styleId="af5">
+  <w:style w:type="character" w:styleId="af6">
     <w:name w:val="Emphasis"/>
     <w:basedOn w:val="a2"/>
     <w:uiPriority w:val="20"/>
@@ -11721,6 +11969,19 @@
     <w:rPr>
       <w:i/>
       <w:iCs/>
+    </w:rPr>
+  </w:style>
+  <w:style w:type="character" w:customStyle="1" w:styleId="a6">
+    <w:name w:val="Нормален (уеб) Знак"/>
+    <w:basedOn w:val="a2"/>
+    <w:link w:val="a5"/>
+    <w:uiPriority w:val="99"/>
+    <w:rsid w:val="00216B51"/>
+    <w:rPr>
+      <w:rFonts w:ascii="Times New Roman" w:eastAsia="Times New Roman" w:hAnsi="Times New Roman" w:cs="Times New Roman"/>
+      <w:sz w:val="24"/>
+      <w:szCs w:val="24"/>
+      <w:lang w:eastAsia="bg-BG"/>
     </w:rPr>
   </w:style>
 </w:styles>
@@ -12023,8 +12284,8 @@
   <w:style w:type="paragraph" w:styleId="a5">
     <w:name w:val="Normal (Web)"/>
     <w:basedOn w:val="a1"/>
+    <w:link w:val="a6"/>
     <w:uiPriority w:val="99"/>
-    <w:semiHidden/>
     <w:unhideWhenUsed/>
     <w:rsid w:val="00773176"/>
     <w:pPr>
@@ -12041,7 +12302,7 @@
   <w:style w:type="paragraph" w:customStyle="1" w:styleId="a0">
     <w:name w:val="точка"/>
     <w:basedOn w:val="a1"/>
-    <w:link w:val="a6"/>
+    <w:link w:val="a7"/>
     <w:qFormat/>
     <w:rsid w:val="00220AE9"/>
     <w:pPr>
@@ -12054,7 +12315,7 @@
   <w:style w:type="paragraph" w:customStyle="1" w:styleId="a">
     <w:name w:val="подточка"/>
     <w:basedOn w:val="a1"/>
-    <w:link w:val="a7"/>
+    <w:link w:val="a8"/>
     <w:qFormat/>
     <w:rsid w:val="00220AE9"/>
     <w:pPr>
@@ -12066,7 +12327,7 @@
       <w:ind w:left="1434" w:hanging="357"/>
     </w:pPr>
   </w:style>
-  <w:style w:type="character" w:customStyle="1" w:styleId="a6">
+  <w:style w:type="character" w:customStyle="1" w:styleId="a7">
     <w:name w:val="точка Знак"/>
     <w:basedOn w:val="a2"/>
     <w:link w:val="a0"/>
@@ -12089,7 +12350,7 @@
       <w:szCs w:val="20"/>
     </w:rPr>
   </w:style>
-  <w:style w:type="character" w:customStyle="1" w:styleId="a7">
+  <w:style w:type="character" w:customStyle="1" w:styleId="a8">
     <w:name w:val="подточка Знак"/>
     <w:basedOn w:val="a2"/>
     <w:link w:val="a"/>
@@ -12167,10 +12428,10 @@
       <w:jc w:val="left"/>
     </w:pPr>
   </w:style>
-  <w:style w:type="paragraph" w:customStyle="1" w:styleId="a8">
+  <w:style w:type="paragraph" w:customStyle="1" w:styleId="a9">
     <w:name w:val="код"/>
     <w:basedOn w:val="HTML0"/>
-    <w:link w:val="a9"/>
+    <w:link w:val="aa"/>
     <w:qFormat/>
     <w:rsid w:val="00D24651"/>
     <w:pPr>
@@ -12205,10 +12466,10 @@
       <w:sz w:val="24"/>
     </w:rPr>
   </w:style>
-  <w:style w:type="character" w:customStyle="1" w:styleId="a9">
+  <w:style w:type="character" w:customStyle="1" w:styleId="aa">
     <w:name w:val="код Знак"/>
     <w:basedOn w:val="HTML1"/>
-    <w:link w:val="a8"/>
+    <w:link w:val="a9"/>
     <w:rsid w:val="00D24651"/>
     <w:rPr>
       <w:rFonts w:ascii="Courier New" w:eastAsia="Times New Roman" w:hAnsi="Courier New" w:cs="Courier New"/>
@@ -12219,10 +12480,10 @@
       <w:lang w:eastAsia="bg-BG"/>
     </w:rPr>
   </w:style>
-  <w:style w:type="paragraph" w:styleId="aa">
+  <w:style w:type="paragraph" w:styleId="ab">
     <w:name w:val="Balloon Text"/>
     <w:basedOn w:val="a1"/>
-    <w:link w:val="ab"/>
+    <w:link w:val="ac"/>
     <w:uiPriority w:val="99"/>
     <w:semiHidden/>
     <w:unhideWhenUsed/>
@@ -12236,10 +12497,10 @@
       <w:szCs w:val="16"/>
     </w:rPr>
   </w:style>
-  <w:style w:type="character" w:customStyle="1" w:styleId="ab">
+  <w:style w:type="character" w:customStyle="1" w:styleId="ac">
     <w:name w:val="Изнесен текст Знак"/>
     <w:basedOn w:val="a2"/>
-    <w:link w:val="aa"/>
+    <w:link w:val="ab"/>
     <w:uiPriority w:val="99"/>
     <w:semiHidden/>
     <w:rsid w:val="00B02C9D"/>
@@ -12249,9 +12510,9 @@
       <w:szCs w:val="16"/>
     </w:rPr>
   </w:style>
-  <w:style w:type="paragraph" w:styleId="ac">
+  <w:style w:type="paragraph" w:styleId="ad">
     <w:name w:val="No Spacing"/>
-    <w:link w:val="ad"/>
+    <w:link w:val="ae"/>
     <w:uiPriority w:val="1"/>
     <w:qFormat/>
     <w:rsid w:val="007C0DC4"/>
@@ -12263,10 +12524,10 @@
       <w:lang w:eastAsia="bg-BG"/>
     </w:rPr>
   </w:style>
-  <w:style w:type="character" w:customStyle="1" w:styleId="ad">
+  <w:style w:type="character" w:customStyle="1" w:styleId="ae">
     <w:name w:val="Без разредка Знак"/>
     <w:basedOn w:val="a2"/>
-    <w:link w:val="ac"/>
+    <w:link w:val="ad"/>
     <w:uiPriority w:val="1"/>
     <w:rsid w:val="007C0DC4"/>
     <w:rPr>
@@ -12274,7 +12535,7 @@
       <w:lang w:eastAsia="bg-BG"/>
     </w:rPr>
   </w:style>
-  <w:style w:type="paragraph" w:styleId="ae">
+  <w:style w:type="paragraph" w:styleId="af">
     <w:name w:val="TOC Heading"/>
     <w:basedOn w:val="1"/>
     <w:next w:val="a1"/>
@@ -12332,7 +12593,7 @@
       <w:ind w:left="480"/>
     </w:pPr>
   </w:style>
-  <w:style w:type="character" w:styleId="af">
+  <w:style w:type="character" w:styleId="af0">
     <w:name w:val="Hyperlink"/>
     <w:basedOn w:val="a2"/>
     <w:uiPriority w:val="99"/>
@@ -12343,10 +12604,10 @@
       <w:u w:val="single"/>
     </w:rPr>
   </w:style>
-  <w:style w:type="paragraph" w:styleId="af0">
+  <w:style w:type="paragraph" w:styleId="af1">
     <w:name w:val="header"/>
     <w:basedOn w:val="a1"/>
-    <w:link w:val="af1"/>
+    <w:link w:val="af2"/>
     <w:uiPriority w:val="99"/>
     <w:unhideWhenUsed/>
     <w:rsid w:val="007C0DC4"/>
@@ -12358,10 +12619,10 @@
       <w:spacing w:after="0" w:line="240" w:lineRule="auto"/>
     </w:pPr>
   </w:style>
-  <w:style w:type="character" w:customStyle="1" w:styleId="af1">
+  <w:style w:type="character" w:customStyle="1" w:styleId="af2">
     <w:name w:val="Горен колонтитул Знак"/>
     <w:basedOn w:val="a2"/>
-    <w:link w:val="af0"/>
+    <w:link w:val="af1"/>
     <w:uiPriority w:val="99"/>
     <w:rsid w:val="007C0DC4"/>
     <w:rPr>
@@ -12369,10 +12630,10 @@
       <w:sz w:val="24"/>
     </w:rPr>
   </w:style>
-  <w:style w:type="paragraph" w:styleId="af2">
+  <w:style w:type="paragraph" w:styleId="af3">
     <w:name w:val="footer"/>
     <w:basedOn w:val="a1"/>
-    <w:link w:val="af3"/>
+    <w:link w:val="af4"/>
     <w:uiPriority w:val="99"/>
     <w:unhideWhenUsed/>
     <w:rsid w:val="007C0DC4"/>
@@ -12384,10 +12645,10 @@
       <w:spacing w:after="0" w:line="240" w:lineRule="auto"/>
     </w:pPr>
   </w:style>
-  <w:style w:type="character" w:customStyle="1" w:styleId="af3">
+  <w:style w:type="character" w:customStyle="1" w:styleId="af4">
     <w:name w:val="Долен колонтитул Знак"/>
     <w:basedOn w:val="a2"/>
-    <w:link w:val="af2"/>
+    <w:link w:val="af3"/>
     <w:uiPriority w:val="99"/>
     <w:rsid w:val="007C0DC4"/>
     <w:rPr>
@@ -12403,7 +12664,7 @@
       <w:lang w:eastAsia="bg-BG"/>
     </w:rPr>
   </w:style>
-  <w:style w:type="character" w:styleId="af4">
+  <w:style w:type="character" w:styleId="af5">
     <w:name w:val="Strong"/>
     <w:basedOn w:val="a2"/>
     <w:uiPriority w:val="22"/>
@@ -12414,7 +12675,7 @@
       <w:bCs/>
     </w:rPr>
   </w:style>
-  <w:style w:type="character" w:styleId="af5">
+  <w:style w:type="character" w:styleId="af6">
     <w:name w:val="Emphasis"/>
     <w:basedOn w:val="a2"/>
     <w:uiPriority w:val="20"/>
@@ -12423,6 +12684,19 @@
     <w:rPr>
       <w:i/>
       <w:iCs/>
+    </w:rPr>
+  </w:style>
+  <w:style w:type="character" w:customStyle="1" w:styleId="a6">
+    <w:name w:val="Нормален (уеб) Знак"/>
+    <w:basedOn w:val="a2"/>
+    <w:link w:val="a5"/>
+    <w:uiPriority w:val="99"/>
+    <w:rsid w:val="00216B51"/>
+    <w:rPr>
+      <w:rFonts w:ascii="Times New Roman" w:eastAsia="Times New Roman" w:hAnsi="Times New Roman" w:cs="Times New Roman"/>
+      <w:sz w:val="24"/>
+      <w:szCs w:val="24"/>
+      <w:lang w:eastAsia="bg-BG"/>
     </w:rPr>
   </w:style>
 </w:styles>
@@ -12737,7 +13011,7 @@
 </file>
 
 <file path=customXml/itemProps2.xml><?xml version="1.0" encoding="utf-8"?>
-<ds:datastoreItem xmlns:ds="http://schemas.openxmlformats.org/officeDocument/2006/customXml" ds:itemID="{DA8D146E-F4B7-4C4E-8538-90CF36E0AC18}">
+<ds:datastoreItem xmlns:ds="http://schemas.openxmlformats.org/officeDocument/2006/customXml" ds:itemID="{EA4B30A8-D2AD-4EFC-8D53-06F7C6391078}">
   <ds:schemaRefs>
     <ds:schemaRef ds:uri="http://schemas.openxmlformats.org/officeDocument/2006/bibliography"/>
   </ds:schemaRefs>
